--- a/testakten/unterhalt-stufenklage-selbststaendiger-hamburg/12_whatsapp_elternchat_unterhalt.docx
+++ b/testakten/unterhalt-stufenklage-selbststaendiger-hamburg/12_whatsapp_elternchat_unterhalt.docx
@@ -83,7 +83,27 @@
         <w:t xml:space="preserve"> Grömitz geht dich nichts an. Das ist Familie.</w:t>
       </w:r>
     </w:p>
+    <w:p>
+      <w:pPr>
+        <w:pStyle w:val="Heading2"/>
+      </w:pPr>
+      <w:r>
+        <w:t>Fortsetzung des Chatverlaufs</w:t>
+      </w:r>
+    </w:p>
+    <w:p>
+      <w:r>
+        <w:t>Lene, 8. April 2026, 07:36 Uhr: Tildas Klassenfahrt ist bis Freitag anzuzahlen. Bitte sag heute, ob du die Hälfte übernimmst. Joris, 8. April 2026, 08:02 Uhr: Schick die Rechnung, dann prüfe ich das. Lene, 8. April 2026, 08:11 Uhr: Rechnung und Schulbrief sind hier im Chat. Joris, 9. April 2026, 22:47 Uhr: Ich überweise 120, aber ohne Anerkennung für weitere Extras.</w:t>
+      </w:r>
+    </w:p>
+    <w:p>
+      <w:r>
+        <w:t>Der Export stammt vom Mobiltelefon der Mandantin und umfasst den sichtbaren Verlauf vom 7. bis 9. April. Profilbild und private Nachrichten außerhalb des Unterhaltsthemas wurden nicht übernommen. Die Originalansicht und Gerätezeit wurden am 10. April von Kanzleimitarbeiterin Nela Voss dokumentiert.</w:t>
+      </w:r>
+    </w:p>
     <w:sectPr>
+      <w:headerReference w:type="default" r:id="rId9"/>
+      <w:footerReference w:type="default" r:id="rId10"/>
       <w:pgSz w:w="11906" w:h="16838"/>
       <w:pgMar w:top="1417" w:right="1417" w:bottom="1417" w:left="1417" w:header="720" w:footer="720" w:gutter="0"/>
       <w:cols w:space="720"/>
@@ -91,6 +111,44 @@
     </w:sectPr>
   </w:body>
 </w:document>
+</file>
+
+<file path=word/footer1.xml><?xml version="1.0" encoding="utf-8"?>
+<w:ftr xmlns:m="http://schemas.openxmlformats.org/officeDocument/2006/math" xmlns:mc="http://schemas.openxmlformats.org/markup-compatibility/2006" xmlns:mo="http://schemas.microsoft.com/office/mac/office/2008/main" xmlns:mv="urn:schemas-microsoft-com:mac:vml" xmlns:o="urn:schemas-microsoft-com:office:office" xmlns:r="http://schemas.openxmlformats.org/officeDocument/2006/relationships" xmlns:v="urn:schemas-microsoft-com:vml" xmlns:w10="urn:schemas-microsoft-com:office:word" xmlns:w14="http://schemas.microsoft.com/office/word/2010/wordml" xmlns:w="http://schemas.openxmlformats.org/wordprocessingml/2006/main" xmlns:wne="http://schemas.microsoft.com/office/word/2006/wordml" xmlns:wp14="http://schemas.microsoft.com/office/word/2010/wordprocessingDrawing" xmlns:wp="http://schemas.openxmlformats.org/drawingml/2006/wordprocessingDrawing" xmlns:wpc="http://schemas.microsoft.com/office/word/2010/wordprocessingCanvas" xmlns:wpg="http://schemas.microsoft.com/office/word/2010/wordprocessingGroup" xmlns:wpi="http://schemas.microsoft.com/office/word/2010/wordprocessingInk" xmlns:wps="http://schemas.microsoft.com/office/word/2010/wordprocessingShape" mc:Ignorable="w14 wp14">
+  <w:p>
+    <w:pPr>
+      <w:pStyle w:val="Footer"/>
+      <w:jc w:val="center"/>
+    </w:pPr>
+    <w:r>
+      <w:rPr>
+        <w:rFonts w:ascii="Arial" w:hAnsi="Arial"/>
+        <w:color w:val="6E6E6E"/>
+        <w:sz w:val="16"/>
+      </w:rPr>
+      <w:t>Aktenstück 12_whatsapp_elternchat_unterhalt.docx · Arbeitsstand</w:t>
+    </w:r>
+  </w:p>
+</w:ftr>
+</file>
+
+<file path=word/header1.xml><?xml version="1.0" encoding="utf-8"?>
+<w:hdr xmlns:m="http://schemas.openxmlformats.org/officeDocument/2006/math" xmlns:mc="http://schemas.openxmlformats.org/markup-compatibility/2006" xmlns:mo="http://schemas.microsoft.com/office/mac/office/2008/main" xmlns:mv="urn:schemas-microsoft-com:mac:vml" xmlns:o="urn:schemas-microsoft-com:office:office" xmlns:r="http://schemas.openxmlformats.org/officeDocument/2006/relationships" xmlns:v="urn:schemas-microsoft-com:vml" xmlns:w10="urn:schemas-microsoft-com:office:word" xmlns:w14="http://schemas.microsoft.com/office/word/2010/wordml" xmlns:w="http://schemas.openxmlformats.org/wordprocessingml/2006/main" xmlns:wne="http://schemas.microsoft.com/office/word/2006/wordml" xmlns:wp14="http://schemas.microsoft.com/office/word/2010/wordprocessingDrawing" xmlns:wp="http://schemas.openxmlformats.org/drawingml/2006/wordprocessingDrawing" xmlns:wpc="http://schemas.microsoft.com/office/word/2010/wordprocessingCanvas" xmlns:wpg="http://schemas.microsoft.com/office/word/2010/wordprocessingGroup" xmlns:wpi="http://schemas.microsoft.com/office/word/2010/wordprocessingInk" xmlns:wps="http://schemas.microsoft.com/office/word/2010/wordprocessingShape" mc:Ignorable="w14 wp14">
+  <w:p>
+    <w:pPr>
+      <w:pStyle w:val="Header"/>
+      <w:jc w:val="right"/>
+    </w:pPr>
+    <w:r>
+      <w:rPr>
+        <w:rFonts w:ascii="Arial" w:hAnsi="Arial"/>
+        <w:color w:val="535E67"/>
+        <w:sz w:val="16"/>
+      </w:rPr>
+      <w:t>Chat-Auszug Harms · Exportvermerk 10. April 2026</w:t>
+    </w:r>
+  </w:p>
+</w:hdr>
 </file>
 
 <file path=word/numbering.xml><?xml version="1.0" encoding="utf-8"?>
@@ -456,9 +514,12 @@
     <w:name w:val="Normal"/>
     <w:qFormat/>
     <w:rsid w:val="00FC693F"/>
+    <w:pPr>
+      <w:spacing w:after="120"/>
+    </w:pPr>
     <w:rPr>
-      <w:rFonts w:ascii="Times New Roman" w:hAnsi="Times New Roman"/>
-      <w:sz w:val="22"/>
+      <w:rFonts w:ascii="Arial" w:hAnsi="Arial"/>
+      <w:sz w:val="21"/>
     </w:rPr>
   </w:style>
   <w:style w:type="paragraph" w:styleId="Header">
@@ -520,9 +581,10 @@
       <w:outlineLvl w:val="0"/>
     </w:pPr>
     <w:rPr>
-      <w:rFonts w:asciiTheme="majorHAnsi" w:eastAsiaTheme="majorEastAsia" w:hAnsiTheme="majorHAnsi" w:cstheme="majorBidi" w:ascii="Times New Roman" w:hAnsi="Times New Roman"/>
+      <w:rFonts w:asciiTheme="majorHAnsi" w:eastAsiaTheme="majorEastAsia" w:hAnsiTheme="majorHAnsi" w:cstheme="majorBidi" w:ascii="Arial" w:hAnsi="Arial"/>
       <w:b/>
       <w:bCs/>
+      <w:color w:val="24364B"/>
       <w:sz w:val="28"/>
       <w:szCs w:val="28"/>
     </w:rPr>
@@ -543,9 +605,10 @@
       <w:outlineLvl w:val="1"/>
     </w:pPr>
     <w:rPr>
-      <w:rFonts w:asciiTheme="majorHAnsi" w:eastAsiaTheme="majorEastAsia" w:hAnsiTheme="majorHAnsi" w:cstheme="majorBidi" w:ascii="Times New Roman" w:hAnsi="Times New Roman"/>
+      <w:rFonts w:asciiTheme="majorHAnsi" w:eastAsiaTheme="majorEastAsia" w:hAnsiTheme="majorHAnsi" w:cstheme="majorBidi" w:ascii="Arial" w:hAnsi="Arial"/>
       <w:b/>
       <w:bCs/>
+      <w:color w:val="24364B"/>
       <w:sz w:val="24"/>
       <w:szCs w:val="26"/>
     </w:rPr>
@@ -807,8 +870,8 @@
       <w:contextualSpacing/>
     </w:pPr>
     <w:rPr>
-      <w:rFonts w:asciiTheme="majorHAnsi" w:eastAsiaTheme="majorEastAsia" w:hAnsiTheme="majorHAnsi" w:cstheme="majorBidi"/>
-      <w:color w:val="17365D" w:themeColor="text2" w:themeShade="BF"/>
+      <w:rFonts w:asciiTheme="majorHAnsi" w:eastAsiaTheme="majorEastAsia" w:hAnsiTheme="majorHAnsi" w:cstheme="majorBidi" w:ascii="Arial" w:hAnsi="Arial"/>
+      <w:color w:val="24364B"/>
       <w:spacing w:val="5"/>
       <w:kern w:val="28"/>
       <w:sz w:val="52"/>
